--- a/public/templates-clean/clinceni/2. Decizie de admitere.docx
+++ b/public/templates-clean/clinceni/2. Decizie de admitere.docx
@@ -559,7 +559,7 @@
           <w:bCs/>
           <w:w w:val="115"/>
         </w:rPr>
-        <w:t>15.04</w:t>
+        <w:t>{DATA_CONTRACT}</w:t>
       </w:r>
       <w:r>
         <w:rPr>
@@ -568,7 +568,7 @@
           <w:bCs/>
           <w:w w:val="115"/>
         </w:rPr>
-        <w:t>.2026</w:t>
+        <w:t/>
       </w:r>
       <w:r>
         <w:rPr>

--- a/public/templates-clean/clinceni/2. Decizie de admitere.docx
+++ b/public/templates-clean/clinceni/2. Decizie de admitere.docx
@@ -262,7 +262,7 @@
           <w:rFonts w:asciiTheme="majorHAnsi" w:hAnsiTheme="majorHAnsi"/>
           <w:w w:val="115"/>
         </w:rPr>
-        <w:t xml:space="preserve">Având în vedere cererea dumneavoastră înregistrată la sediul nostru cu nr. {NUMAR_CERERE}/15.042026</w:t>
+        <w:t xml:space="preserve">Având în vedere cererea dumneavoastră înregistrată la sediul nostru cu nr. {NUMAR_CERERE}/{DATA_CONTRACT}</w:t>
       </w:r>
       <w:r>
         <w:rPr>
